--- a/00-首页/题组Word/第一轮习题集/化学原理/化学动力学习题集-学生版-打印版.docx
+++ b/00-首页/题组Word/第一轮习题集/化学原理/化学动力学习题集-学生版-打印版.docx
@@ -6334,7 +6334,7 @@
           <m:sSubSup>
             <m:e>
               <m:r>
-                <m:t>​</m:t>
+                <m:t xml:space="preserve"> </m:t>
               </m:r>
             </m:e>
             <m:sub>
@@ -6363,7 +6363,7 @@
           <m:sSubSup>
             <m:e>
               <m:r>
-                <m:t>​</m:t>
+                <m:t xml:space="preserve"> </m:t>
               </m:r>
             </m:e>
             <m:sub>
@@ -6392,7 +6392,7 @@
           <m:sSubSup>
             <m:e>
               <m:r>
-                <m:t>​</m:t>
+                <m:t xml:space="preserve"> </m:t>
               </m:r>
             </m:e>
             <m:sub>
@@ -6474,7 +6474,7 @@
         <m:sSup>
           <m:e>
             <m:r>
-              <m:t>​</m:t>
+              <m:t xml:space="preserve"> </m:t>
             </m:r>
           </m:e>
           <m:sup>
@@ -6506,7 +6506,7 @@
         <m:sSup>
           <m:e>
             <m:r>
-              <m:t>​</m:t>
+              <m:t xml:space="preserve"> </m:t>
             </m:r>
           </m:e>
           <m:sup>
@@ -6569,7 +6569,7 @@
         <m:sSup>
           <m:e>
             <m:r>
-              <m:t>​</m:t>
+              <m:t xml:space="preserve"> </m:t>
             </m:r>
           </m:e>
           <m:sup>
@@ -6632,7 +6632,7 @@
         <m:sSup>
           <m:e>
             <m:r>
-              <m:t>​</m:t>
+              <m:t xml:space="preserve"> </m:t>
             </m:r>
           </m:e>
           <m:sup>
@@ -31862,7 +31862,7 @@
         <m:sSup>
           <m:e>
             <m:r>
-              <m:t>​</m:t>
+              <m:t xml:space="preserve"> </m:t>
             </m:r>
           </m:e>
           <m:sup>
@@ -31937,7 +31937,7 @@
         <m:sSup>
           <m:e>
             <m:r>
-              <m:t>​</m:t>
+              <m:t xml:space="preserve"> </m:t>
             </m:r>
           </m:e>
           <m:sup>
@@ -32038,7 +32038,7 @@
         <m:sSup>
           <m:e>
             <m:r>
-              <m:t>​</m:t>
+              <m:t xml:space="preserve"> </m:t>
             </m:r>
           </m:e>
           <m:sup>
@@ -32129,7 +32129,7 @@
         <m:sSup>
           <m:e>
             <m:r>
-              <m:t>​</m:t>
+              <m:t xml:space="preserve"> </m:t>
             </m:r>
           </m:e>
           <m:sup>
@@ -32159,7 +32159,7 @@
         <m:sSup>
           <m:e>
             <m:r>
-              <m:t>​</m:t>
+              <m:t xml:space="preserve"> </m:t>
             </m:r>
           </m:e>
           <m:sup>
@@ -32208,7 +32208,7 @@
         <m:sSup>
           <m:e>
             <m:r>
-              <m:t>​</m:t>
+              <m:t xml:space="preserve"> </m:t>
             </m:r>
           </m:e>
           <m:sup>
@@ -32238,7 +32238,7 @@
         <m:sSup>
           <m:e>
             <m:r>
-              <m:t>​</m:t>
+              <m:t xml:space="preserve"> </m:t>
             </m:r>
           </m:e>
           <m:sup>
@@ -32308,7 +32308,7 @@
         <m:sSup>
           <m:e>
             <m:r>
-              <m:t>​</m:t>
+              <m:t xml:space="preserve"> </m:t>
             </m:r>
           </m:e>
           <m:sup>
@@ -32338,7 +32338,7 @@
         <m:sSup>
           <m:e>
             <m:r>
-              <m:t>​</m:t>
+              <m:t xml:space="preserve"> </m:t>
             </m:r>
           </m:e>
           <m:sup>
@@ -32387,7 +32387,7 @@
         <m:sSup>
           <m:e>
             <m:r>
-              <m:t>​</m:t>
+              <m:t xml:space="preserve"> </m:t>
             </m:r>
           </m:e>
           <m:sup>
@@ -32417,7 +32417,7 @@
         <m:sSup>
           <m:e>
             <m:r>
-              <m:t>​</m:t>
+              <m:t xml:space="preserve"> </m:t>
             </m:r>
           </m:e>
           <m:sup>

--- a/00-首页/题组Word/第一轮习题集/化学原理/化学动力学习题集-学生版-打印版.docx
+++ b/00-首页/题组Word/第一轮习题集/化学原理/化学动力学习题集-学生版-打印版.docx
@@ -688,6 +688,14 @@
         <w:tblStyle w:val="Table"/>
         <w:tblW w:type="pct" w:w="5000"/>
         <w:tblLayout w:type="fixed"/>
+        <w:tblBorders>
+          <w:top w:val="single" w:sz="12" w:space="0" w:color="000000"/>
+          <w:left w:val="none" w:sz="0" w:space="0" w:color="auto"/>
+          <w:bottom w:val="single" w:sz="12" w:space="0" w:color="000000"/>
+          <w:right w:val="none" w:sz="0" w:space="0" w:color="auto"/>
+          <w:insideH w:val="none" w:sz="0" w:space="0" w:color="auto"/>
+          <w:insideV w:val="none" w:sz="0" w:space="0" w:color="auto"/>
+        </w:tblBorders>
         <w:tblLook w:firstRow="1" w:lastRow="0" w:firstColumn="0" w:lastColumn="0" w:noHBand="0" w:noVBand="0" w:val="0020"/>
       </w:tblPr>
       <w:tblGrid>
@@ -701,7 +709,11 @@
           <w:tblHeader w:val="on"/>
         </w:trPr>
         <w:tc>
-          <w:tcPr/>
+          <w:tcPr>
+            <w:tcBorders>
+              <w:bottom w:val="single" w:sz="8" w:space="0" w:color="000000"/>
+            </w:tcBorders>
+          </w:tcPr>
           <w:p>
             <w:pPr>
               <w:pStyle w:val="Compact"/>
@@ -717,7 +729,11 @@
           </w:p>
         </w:tc>
         <w:tc>
-          <w:tcPr/>
+          <w:tcPr>
+            <w:tcBorders>
+              <w:bottom w:val="single" w:sz="8" w:space="0" w:color="000000"/>
+            </w:tcBorders>
+          </w:tcPr>
           <w:p>
             <w:pPr>
               <w:pStyle w:val="Compact"/>
@@ -733,7 +749,11 @@
           </w:p>
         </w:tc>
         <w:tc>
-          <w:tcPr/>
+          <w:tcPr>
+            <w:tcBorders>
+              <w:bottom w:val="single" w:sz="8" w:space="0" w:color="000000"/>
+            </w:tcBorders>
+          </w:tcPr>
           <w:p>
             <w:pPr>
               <w:pStyle w:val="Compact"/>
@@ -749,7 +769,11 @@
           </w:p>
         </w:tc>
         <w:tc>
-          <w:tcPr/>
+          <w:tcPr>
+            <w:tcBorders>
+              <w:bottom w:val="single" w:sz="8" w:space="0" w:color="000000"/>
+            </w:tcBorders>
+          </w:tcPr>
           <w:p>
             <w:pPr>
               <w:pStyle w:val="Compact"/>
@@ -6914,6 +6938,14 @@
       <w:tblPr>
         <w:tblStyle w:val="Table"/>
         <w:tblW w:type="auto" w:w="0"/>
+        <w:tblBorders>
+          <w:top w:val="single" w:sz="12" w:space="0" w:color="000000"/>
+          <w:left w:val="none" w:sz="0" w:space="0" w:color="auto"/>
+          <w:bottom w:val="single" w:sz="12" w:space="0" w:color="000000"/>
+          <w:right w:val="none" w:sz="0" w:space="0" w:color="auto"/>
+          <w:insideH w:val="none" w:sz="0" w:space="0" w:color="auto"/>
+          <w:insideV w:val="none" w:sz="0" w:space="0" w:color="auto"/>
+        </w:tblBorders>
         <w:tblLook w:firstRow="1" w:lastRow="0" w:firstColumn="0" w:lastColumn="0" w:noHBand="0" w:noVBand="0" w:val="0020"/>
       </w:tblPr>
       <w:tblGrid>
@@ -6927,7 +6959,11 @@
           <w:tblHeader w:val="on"/>
         </w:trPr>
         <w:tc>
-          <w:tcPr/>
+          <w:tcPr>
+            <w:tcBorders>
+              <w:bottom w:val="single" w:sz="8" w:space="0" w:color="000000"/>
+            </w:tcBorders>
+          </w:tcPr>
           <w:p>
             <w:pPr>
               <w:pStyle w:val="Compact"/>
@@ -6943,7 +6979,11 @@
           </w:p>
         </w:tc>
         <w:tc>
-          <w:tcPr/>
+          <w:tcPr>
+            <w:tcBorders>
+              <w:bottom w:val="single" w:sz="8" w:space="0" w:color="000000"/>
+            </w:tcBorders>
+          </w:tcPr>
           <w:p>
             <w:pPr>
               <w:pStyle w:val="Compact"/>
@@ -6959,7 +6999,11 @@
           </w:p>
         </w:tc>
         <w:tc>
-          <w:tcPr/>
+          <w:tcPr>
+            <w:tcBorders>
+              <w:bottom w:val="single" w:sz="8" w:space="0" w:color="000000"/>
+            </w:tcBorders>
+          </w:tcPr>
           <w:p>
             <w:pPr>
               <w:pStyle w:val="Compact"/>
@@ -6975,7 +7019,11 @@
           </w:p>
         </w:tc>
         <w:tc>
-          <w:tcPr/>
+          <w:tcPr>
+            <w:tcBorders>
+              <w:bottom w:val="single" w:sz="8" w:space="0" w:color="000000"/>
+            </w:tcBorders>
+          </w:tcPr>
           <w:p>
             <w:pPr>
               <w:pStyle w:val="Compact"/>
@@ -12283,6 +12331,14 @@
       <w:tblPr>
         <w:tblStyle w:val="Table"/>
         <w:tblW w:type="auto" w:w="0"/>
+        <w:tblBorders>
+          <w:top w:val="single" w:sz="12" w:space="0" w:color="000000"/>
+          <w:left w:val="none" w:sz="0" w:space="0" w:color="auto"/>
+          <w:bottom w:val="single" w:sz="12" w:space="0" w:color="000000"/>
+          <w:right w:val="none" w:sz="0" w:space="0" w:color="auto"/>
+          <w:insideH w:val="none" w:sz="0" w:space="0" w:color="auto"/>
+          <w:insideV w:val="none" w:sz="0" w:space="0" w:color="auto"/>
+        </w:tblBorders>
         <w:tblLook w:firstRow="1" w:lastRow="0" w:firstColumn="0" w:lastColumn="0" w:noHBand="0" w:noVBand="0" w:val="0020"/>
       </w:tblPr>
       <w:tblGrid>
@@ -12296,7 +12352,11 @@
           <w:tblHeader w:val="on"/>
         </w:trPr>
         <w:tc>
-          <w:tcPr/>
+          <w:tcPr>
+            <w:tcBorders>
+              <w:bottom w:val="single" w:sz="8" w:space="0" w:color="000000"/>
+            </w:tcBorders>
+          </w:tcPr>
           <w:p>
             <w:pPr>
               <w:pStyle w:val="Compact"/>
@@ -12317,7 +12377,11 @@
           </w:p>
         </w:tc>
         <w:tc>
-          <w:tcPr/>
+          <w:tcPr>
+            <w:tcBorders>
+              <w:bottom w:val="single" w:sz="8" w:space="0" w:color="000000"/>
+            </w:tcBorders>
+          </w:tcPr>
           <w:p>
             <w:pPr>
               <w:pStyle w:val="Compact"/>
@@ -12333,7 +12397,11 @@
           </w:p>
         </w:tc>
         <w:tc>
-          <w:tcPr/>
+          <w:tcPr>
+            <w:tcBorders>
+              <w:bottom w:val="single" w:sz="8" w:space="0" w:color="000000"/>
+            </w:tcBorders>
+          </w:tcPr>
           <w:p>
             <w:pPr>
               <w:pStyle w:val="Compact"/>
@@ -12349,7 +12417,11 @@
           </w:p>
         </w:tc>
         <w:tc>
-          <w:tcPr/>
+          <w:tcPr>
+            <w:tcBorders>
+              <w:bottom w:val="single" w:sz="8" w:space="0" w:color="000000"/>
+            </w:tcBorders>
+          </w:tcPr>
           <w:p>
             <w:pPr>
               <w:pStyle w:val="Compact"/>
@@ -15066,6 +15138,14 @@
         <w:tblStyle w:val="Table"/>
         <w:tblW w:type="pct" w:w="5000"/>
         <w:tblLayout w:type="fixed"/>
+        <w:tblBorders>
+          <w:top w:val="single" w:sz="12" w:space="0" w:color="000000"/>
+          <w:left w:val="none" w:sz="0" w:space="0" w:color="auto"/>
+          <w:bottom w:val="single" w:sz="12" w:space="0" w:color="000000"/>
+          <w:right w:val="none" w:sz="0" w:space="0" w:color="auto"/>
+          <w:insideH w:val="none" w:sz="0" w:space="0" w:color="auto"/>
+          <w:insideV w:val="none" w:sz="0" w:space="0" w:color="auto"/>
+        </w:tblBorders>
         <w:tblLook w:firstRow="1" w:lastRow="0" w:firstColumn="0" w:lastColumn="0" w:noHBand="0" w:noVBand="0" w:val="0020"/>
       </w:tblPr>
       <w:tblGrid>
@@ -15079,7 +15159,11 @@
           <w:tblHeader w:val="on"/>
         </w:trPr>
         <w:tc>
-          <w:tcPr/>
+          <w:tcPr>
+            <w:tcBorders>
+              <w:bottom w:val="single" w:sz="8" w:space="0" w:color="000000"/>
+            </w:tcBorders>
+          </w:tcPr>
           <w:p>
             <w:pPr>
               <w:pStyle w:val="Compact"/>
@@ -15100,7 +15184,11 @@
           </w:p>
         </w:tc>
         <w:tc>
-          <w:tcPr/>
+          <w:tcPr>
+            <w:tcBorders>
+              <w:bottom w:val="single" w:sz="8" w:space="0" w:color="000000"/>
+            </w:tcBorders>
+          </w:tcPr>
           <w:p>
             <w:pPr>
               <w:pStyle w:val="Compact"/>
@@ -15116,7 +15204,11 @@
           </w:p>
         </w:tc>
         <w:tc>
-          <w:tcPr/>
+          <w:tcPr>
+            <w:tcBorders>
+              <w:bottom w:val="single" w:sz="8" w:space="0" w:color="000000"/>
+            </w:tcBorders>
+          </w:tcPr>
           <w:p>
             <w:pPr>
               <w:pStyle w:val="Compact"/>
@@ -15132,7 +15224,11 @@
           </w:p>
         </w:tc>
         <w:tc>
-          <w:tcPr/>
+          <w:tcPr>
+            <w:tcBorders>
+              <w:bottom w:val="single" w:sz="8" w:space="0" w:color="000000"/>
+            </w:tcBorders>
+          </w:tcPr>
           <w:p>
             <w:pPr>
               <w:pStyle w:val="Compact"/>
@@ -17922,6 +18018,14 @@
         <w:tblStyle w:val="Table"/>
         <w:tblW w:type="pct" w:w="5000"/>
         <w:tblLayout w:type="fixed"/>
+        <w:tblBorders>
+          <w:top w:val="single" w:sz="12" w:space="0" w:color="000000"/>
+          <w:left w:val="none" w:sz="0" w:space="0" w:color="auto"/>
+          <w:bottom w:val="single" w:sz="12" w:space="0" w:color="000000"/>
+          <w:right w:val="none" w:sz="0" w:space="0" w:color="auto"/>
+          <w:insideH w:val="none" w:sz="0" w:space="0" w:color="auto"/>
+          <w:insideV w:val="none" w:sz="0" w:space="0" w:color="auto"/>
+        </w:tblBorders>
         <w:tblLook w:firstRow="1" w:lastRow="0" w:firstColumn="0" w:lastColumn="0" w:noHBand="0" w:noVBand="0" w:val="0020"/>
       </w:tblPr>
       <w:tblGrid>
@@ -17936,7 +18040,11 @@
           <w:tblHeader w:val="on"/>
         </w:trPr>
         <w:tc>
-          <w:tcPr/>
+          <w:tcPr>
+            <w:tcBorders>
+              <w:bottom w:val="single" w:sz="8" w:space="0" w:color="000000"/>
+            </w:tcBorders>
+          </w:tcPr>
           <w:p>
             <w:pPr>
               <w:pStyle w:val="Compact"/>
@@ -17969,7 +18077,11 @@
           </w:p>
         </w:tc>
         <w:tc>
-          <w:tcPr/>
+          <w:tcPr>
+            <w:tcBorders>
+              <w:bottom w:val="single" w:sz="8" w:space="0" w:color="000000"/>
+            </w:tcBorders>
+          </w:tcPr>
           <w:p>
             <w:pPr>
               <w:pStyle w:val="Compact"/>
@@ -17985,7 +18097,11 @@
           </w:p>
         </w:tc>
         <w:tc>
-          <w:tcPr/>
+          <w:tcPr>
+            <w:tcBorders>
+              <w:bottom w:val="single" w:sz="8" w:space="0" w:color="000000"/>
+            </w:tcBorders>
+          </w:tcPr>
           <w:p>
             <w:pPr>
               <w:pStyle w:val="Compact"/>
@@ -18001,7 +18117,11 @@
           </w:p>
         </w:tc>
         <w:tc>
-          <w:tcPr/>
+          <w:tcPr>
+            <w:tcBorders>
+              <w:bottom w:val="single" w:sz="8" w:space="0" w:color="000000"/>
+            </w:tcBorders>
+          </w:tcPr>
           <w:p>
             <w:pPr>
               <w:pStyle w:val="Compact"/>
@@ -18017,7 +18137,11 @@
           </w:p>
         </w:tc>
         <w:tc>
-          <w:tcPr/>
+          <w:tcPr>
+            <w:tcBorders>
+              <w:bottom w:val="single" w:sz="8" w:space="0" w:color="000000"/>
+            </w:tcBorders>
+          </w:tcPr>
           <w:p>
             <w:pPr>
               <w:pStyle w:val="Compact"/>
@@ -19745,6 +19869,14 @@
         <w:tblStyle w:val="Table"/>
         <w:tblW w:type="pct" w:w="5000"/>
         <w:tblLayout w:type="fixed"/>
+        <w:tblBorders>
+          <w:top w:val="single" w:sz="12" w:space="0" w:color="000000"/>
+          <w:left w:val="none" w:sz="0" w:space="0" w:color="auto"/>
+          <w:bottom w:val="single" w:sz="12" w:space="0" w:color="000000"/>
+          <w:right w:val="none" w:sz="0" w:space="0" w:color="auto"/>
+          <w:insideH w:val="none" w:sz="0" w:space="0" w:color="auto"/>
+          <w:insideV w:val="none" w:sz="0" w:space="0" w:color="auto"/>
+        </w:tblBorders>
         <w:tblLook w:firstRow="1" w:lastRow="0" w:firstColumn="0" w:lastColumn="0" w:noHBand="0" w:noVBand="0" w:val="0020"/>
       </w:tblPr>
       <w:tblGrid>
@@ -19764,7 +19896,11 @@
           <w:tblHeader w:val="on"/>
         </w:trPr>
         <w:tc>
-          <w:tcPr/>
+          <w:tcPr>
+            <w:tcBorders>
+              <w:bottom w:val="single" w:sz="8" w:space="0" w:color="000000"/>
+            </w:tcBorders>
+          </w:tcPr>
           <w:p>
             <w:pPr>
               <w:pStyle w:val="Compact"/>
@@ -19809,7 +19945,11 @@
           </w:p>
         </w:tc>
         <w:tc>
-          <w:tcPr/>
+          <w:tcPr>
+            <w:tcBorders>
+              <w:bottom w:val="single" w:sz="8" w:space="0" w:color="000000"/>
+            </w:tcBorders>
+          </w:tcPr>
           <w:p>
             <w:pPr>
               <w:pStyle w:val="Compact"/>
@@ -19825,7 +19965,11 @@
           </w:p>
         </w:tc>
         <w:tc>
-          <w:tcPr/>
+          <w:tcPr>
+            <w:tcBorders>
+              <w:bottom w:val="single" w:sz="8" w:space="0" w:color="000000"/>
+            </w:tcBorders>
+          </w:tcPr>
           <w:p>
             <w:pPr>
               <w:pStyle w:val="Compact"/>
@@ -19841,7 +19985,11 @@
           </w:p>
         </w:tc>
         <w:tc>
-          <w:tcPr/>
+          <w:tcPr>
+            <w:tcBorders>
+              <w:bottom w:val="single" w:sz="8" w:space="0" w:color="000000"/>
+            </w:tcBorders>
+          </w:tcPr>
           <w:p>
             <w:pPr>
               <w:pStyle w:val="Compact"/>
@@ -19857,7 +20005,11 @@
           </w:p>
         </w:tc>
         <w:tc>
-          <w:tcPr/>
+          <w:tcPr>
+            <w:tcBorders>
+              <w:bottom w:val="single" w:sz="8" w:space="0" w:color="000000"/>
+            </w:tcBorders>
+          </w:tcPr>
           <w:p>
             <w:pPr>
               <w:pStyle w:val="Compact"/>
@@ -19873,7 +20025,11 @@
           </w:p>
         </w:tc>
         <w:tc>
-          <w:tcPr/>
+          <w:tcPr>
+            <w:tcBorders>
+              <w:bottom w:val="single" w:sz="8" w:space="0" w:color="000000"/>
+            </w:tcBorders>
+          </w:tcPr>
           <w:p>
             <w:pPr>
               <w:pStyle w:val="Compact"/>
@@ -19889,7 +20045,11 @@
           </w:p>
         </w:tc>
         <w:tc>
-          <w:tcPr/>
+          <w:tcPr>
+            <w:tcBorders>
+              <w:bottom w:val="single" w:sz="8" w:space="0" w:color="000000"/>
+            </w:tcBorders>
+          </w:tcPr>
           <w:p>
             <w:pPr>
               <w:pStyle w:val="Compact"/>
@@ -19905,7 +20065,11 @@
           </w:p>
         </w:tc>
         <w:tc>
-          <w:tcPr/>
+          <w:tcPr>
+            <w:tcBorders>
+              <w:bottom w:val="single" w:sz="8" w:space="0" w:color="000000"/>
+            </w:tcBorders>
+          </w:tcPr>
           <w:p>
             <w:pPr>
               <w:pStyle w:val="Compact"/>
@@ -19921,7 +20085,11 @@
           </w:p>
         </w:tc>
         <w:tc>
-          <w:tcPr/>
+          <w:tcPr>
+            <w:tcBorders>
+              <w:bottom w:val="single" w:sz="8" w:space="0" w:color="000000"/>
+            </w:tcBorders>
+          </w:tcPr>
           <w:p>
             <w:pPr>
               <w:pStyle w:val="Compact"/>
@@ -19937,7 +20105,11 @@
           </w:p>
         </w:tc>
         <w:tc>
-          <w:tcPr/>
+          <w:tcPr>
+            <w:tcBorders>
+              <w:bottom w:val="single" w:sz="8" w:space="0" w:color="000000"/>
+            </w:tcBorders>
+          </w:tcPr>
           <w:p>
             <w:pPr>
               <w:pStyle w:val="Compact"/>
@@ -21411,6 +21583,14 @@
         <w:tblStyle w:val="Table"/>
         <w:tblW w:type="pct" w:w="5000"/>
         <w:tblLayout w:type="fixed"/>
+        <w:tblBorders>
+          <w:top w:val="single" w:sz="12" w:space="0" w:color="000000"/>
+          <w:left w:val="none" w:sz="0" w:space="0" w:color="auto"/>
+          <w:bottom w:val="single" w:sz="12" w:space="0" w:color="000000"/>
+          <w:right w:val="none" w:sz="0" w:space="0" w:color="auto"/>
+          <w:insideH w:val="none" w:sz="0" w:space="0" w:color="auto"/>
+          <w:insideV w:val="none" w:sz="0" w:space="0" w:color="auto"/>
+        </w:tblBorders>
         <w:tblLook w:firstRow="1" w:lastRow="0" w:firstColumn="0" w:lastColumn="0" w:noHBand="0" w:noVBand="0" w:val="0020"/>
       </w:tblPr>
       <w:tblGrid>
@@ -21426,7 +21606,11 @@
           <w:tblHeader w:val="on"/>
         </w:trPr>
         <w:tc>
-          <w:tcPr/>
+          <w:tcPr>
+            <w:tcBorders>
+              <w:bottom w:val="single" w:sz="8" w:space="0" w:color="000000"/>
+            </w:tcBorders>
+          </w:tcPr>
           <w:p>
             <w:pPr>
               <w:pStyle w:val="Compact"/>
@@ -21543,7 +21727,11 @@
           </w:p>
         </w:tc>
         <w:tc>
-          <w:tcPr/>
+          <w:tcPr>
+            <w:tcBorders>
+              <w:bottom w:val="single" w:sz="8" w:space="0" w:color="000000"/>
+            </w:tcBorders>
+          </w:tcPr>
           <w:p>
             <w:pPr>
               <w:pStyle w:val="Compact"/>
@@ -21559,7 +21747,11 @@
           </w:p>
         </w:tc>
         <w:tc>
-          <w:tcPr/>
+          <w:tcPr>
+            <w:tcBorders>
+              <w:bottom w:val="single" w:sz="8" w:space="0" w:color="000000"/>
+            </w:tcBorders>
+          </w:tcPr>
           <w:p>
             <w:pPr>
               <w:pStyle w:val="Compact"/>
@@ -21575,7 +21767,11 @@
           </w:p>
         </w:tc>
         <w:tc>
-          <w:tcPr/>
+          <w:tcPr>
+            <w:tcBorders>
+              <w:bottom w:val="single" w:sz="8" w:space="0" w:color="000000"/>
+            </w:tcBorders>
+          </w:tcPr>
           <w:p>
             <w:pPr>
               <w:pStyle w:val="Compact"/>
@@ -21591,7 +21787,11 @@
           </w:p>
         </w:tc>
         <w:tc>
-          <w:tcPr/>
+          <w:tcPr>
+            <w:tcBorders>
+              <w:bottom w:val="single" w:sz="8" w:space="0" w:color="000000"/>
+            </w:tcBorders>
+          </w:tcPr>
           <w:p>
             <w:pPr>
               <w:pStyle w:val="Compact"/>
@@ -21607,7 +21807,11 @@
           </w:p>
         </w:tc>
         <w:tc>
-          <w:tcPr/>
+          <w:tcPr>
+            <w:tcBorders>
+              <w:bottom w:val="single" w:sz="8" w:space="0" w:color="000000"/>
+            </w:tcBorders>
+          </w:tcPr>
           <w:p>
             <w:pPr>
               <w:pStyle w:val="Compact"/>
@@ -22040,6 +22244,14 @@
         <w:tblStyle w:val="Table"/>
         <w:tblW w:type="pct" w:w="5000"/>
         <w:tblLayout w:type="fixed"/>
+        <w:tblBorders>
+          <w:top w:val="single" w:sz="12" w:space="0" w:color="000000"/>
+          <w:left w:val="none" w:sz="0" w:space="0" w:color="auto"/>
+          <w:bottom w:val="single" w:sz="12" w:space="0" w:color="000000"/>
+          <w:right w:val="none" w:sz="0" w:space="0" w:color="auto"/>
+          <w:insideH w:val="none" w:sz="0" w:space="0" w:color="auto"/>
+          <w:insideV w:val="none" w:sz="0" w:space="0" w:color="auto"/>
+        </w:tblBorders>
         <w:tblLook w:firstRow="1" w:lastRow="0" w:firstColumn="0" w:lastColumn="0" w:noHBand="0" w:noVBand="0" w:val="0020"/>
       </w:tblPr>
       <w:tblGrid>
@@ -22055,7 +22267,11 @@
           <w:tblHeader w:val="on"/>
         </w:trPr>
         <w:tc>
-          <w:tcPr/>
+          <w:tcPr>
+            <w:tcBorders>
+              <w:bottom w:val="single" w:sz="8" w:space="0" w:color="000000"/>
+            </w:tcBorders>
+          </w:tcPr>
           <w:p>
             <w:pPr>
               <w:pStyle w:val="Compact"/>
@@ -22172,7 +22388,11 @@
           </w:p>
         </w:tc>
         <w:tc>
-          <w:tcPr/>
+          <w:tcPr>
+            <w:tcBorders>
+              <w:bottom w:val="single" w:sz="8" w:space="0" w:color="000000"/>
+            </w:tcBorders>
+          </w:tcPr>
           <w:p>
             <w:pPr>
               <w:pStyle w:val="Compact"/>
@@ -22188,7 +22408,11 @@
           </w:p>
         </w:tc>
         <w:tc>
-          <w:tcPr/>
+          <w:tcPr>
+            <w:tcBorders>
+              <w:bottom w:val="single" w:sz="8" w:space="0" w:color="000000"/>
+            </w:tcBorders>
+          </w:tcPr>
           <w:p>
             <w:pPr>
               <w:pStyle w:val="Compact"/>
@@ -22204,7 +22428,11 @@
           </w:p>
         </w:tc>
         <w:tc>
-          <w:tcPr/>
+          <w:tcPr>
+            <w:tcBorders>
+              <w:bottom w:val="single" w:sz="8" w:space="0" w:color="000000"/>
+            </w:tcBorders>
+          </w:tcPr>
           <w:p>
             <w:pPr>
               <w:pStyle w:val="Compact"/>
@@ -22220,7 +22448,11 @@
           </w:p>
         </w:tc>
         <w:tc>
-          <w:tcPr/>
+          <w:tcPr>
+            <w:tcBorders>
+              <w:bottom w:val="single" w:sz="8" w:space="0" w:color="000000"/>
+            </w:tcBorders>
+          </w:tcPr>
           <w:p>
             <w:pPr>
               <w:pStyle w:val="Compact"/>
@@ -22236,7 +22468,11 @@
           </w:p>
         </w:tc>
         <w:tc>
-          <w:tcPr/>
+          <w:tcPr>
+            <w:tcBorders>
+              <w:bottom w:val="single" w:sz="8" w:space="0" w:color="000000"/>
+            </w:tcBorders>
+          </w:tcPr>
           <w:p>
             <w:pPr>
               <w:pStyle w:val="Compact"/>
@@ -25103,6 +25339,14 @@
         <w:tblStyle w:val="Table"/>
         <w:tblW w:type="pct" w:w="5000"/>
         <w:tblLayout w:type="fixed"/>
+        <w:tblBorders>
+          <w:top w:val="single" w:sz="12" w:space="0" w:color="000000"/>
+          <w:left w:val="none" w:sz="0" w:space="0" w:color="auto"/>
+          <w:bottom w:val="single" w:sz="12" w:space="0" w:color="000000"/>
+          <w:right w:val="none" w:sz="0" w:space="0" w:color="auto"/>
+          <w:insideH w:val="none" w:sz="0" w:space="0" w:color="auto"/>
+          <w:insideV w:val="none" w:sz="0" w:space="0" w:color="auto"/>
+        </w:tblBorders>
         <w:tblLook w:firstRow="1" w:lastRow="0" w:firstColumn="0" w:lastColumn="0" w:noHBand="0" w:noVBand="0" w:val="0020"/>
       </w:tblPr>
       <w:tblGrid>
@@ -25116,7 +25360,11 @@
           <w:tblHeader w:val="on"/>
         </w:trPr>
         <w:tc>
-          <w:tcPr/>
+          <w:tcPr>
+            <w:tcBorders>
+              <w:bottom w:val="single" w:sz="8" w:space="0" w:color="000000"/>
+            </w:tcBorders>
+          </w:tcPr>
           <w:p>
             <w:pPr>
               <w:pStyle w:val="Compact"/>
@@ -25149,7 +25397,11 @@
           </w:p>
         </w:tc>
         <w:tc>
-          <w:tcPr/>
+          <w:tcPr>
+            <w:tcBorders>
+              <w:bottom w:val="single" w:sz="8" w:space="0" w:color="000000"/>
+            </w:tcBorders>
+          </w:tcPr>
           <w:p>
             <w:pPr>
               <w:pStyle w:val="Compact"/>
@@ -25165,7 +25417,11 @@
           </w:p>
         </w:tc>
         <w:tc>
-          <w:tcPr/>
+          <w:tcPr>
+            <w:tcBorders>
+              <w:bottom w:val="single" w:sz="8" w:space="0" w:color="000000"/>
+            </w:tcBorders>
+          </w:tcPr>
           <w:p>
             <w:pPr>
               <w:pStyle w:val="Compact"/>
@@ -25181,7 +25437,11 @@
           </w:p>
         </w:tc>
         <w:tc>
-          <w:tcPr/>
+          <w:tcPr>
+            <w:tcBorders>
+              <w:bottom w:val="single" w:sz="8" w:space="0" w:color="000000"/>
+            </w:tcBorders>
+          </w:tcPr>
           <w:p>
             <w:pPr>
               <w:pStyle w:val="Compact"/>
@@ -26385,6 +26645,14 @@
       <w:tblPr>
         <w:tblStyle w:val="Table"/>
         <w:tblW w:type="auto" w:w="0"/>
+        <w:tblBorders>
+          <w:top w:val="single" w:sz="12" w:space="0" w:color="000000"/>
+          <w:left w:val="none" w:sz="0" w:space="0" w:color="auto"/>
+          <w:bottom w:val="single" w:sz="12" w:space="0" w:color="000000"/>
+          <w:right w:val="none" w:sz="0" w:space="0" w:color="auto"/>
+          <w:insideH w:val="none" w:sz="0" w:space="0" w:color="auto"/>
+          <w:insideV w:val="none" w:sz="0" w:space="0" w:color="auto"/>
+        </w:tblBorders>
         <w:tblLook w:firstRow="1" w:lastRow="0" w:firstColumn="0" w:lastColumn="0" w:noHBand="0" w:noVBand="0" w:val="0020"/>
       </w:tblPr>
       <w:tblGrid>
@@ -26397,7 +26665,11 @@
           <w:tblHeader w:val="on"/>
         </w:trPr>
         <w:tc>
-          <w:tcPr/>
+          <w:tcPr>
+            <w:tcBorders>
+              <w:bottom w:val="single" w:sz="8" w:space="0" w:color="000000"/>
+            </w:tcBorders>
+          </w:tcPr>
           <w:p>
             <w:pPr>
               <w:pStyle w:val="Compact"/>
@@ -26413,7 +26685,11 @@
           </w:p>
         </w:tc>
         <w:tc>
-          <w:tcPr/>
+          <w:tcPr>
+            <w:tcBorders>
+              <w:bottom w:val="single" w:sz="8" w:space="0" w:color="000000"/>
+            </w:tcBorders>
+          </w:tcPr>
           <w:p>
             <w:pPr>
               <w:pStyle w:val="Compact"/>
@@ -26515,7 +26791,11 @@
           </w:p>
         </w:tc>
         <w:tc>
-          <w:tcPr/>
+          <w:tcPr>
+            <w:tcBorders>
+              <w:bottom w:val="single" w:sz="8" w:space="0" w:color="000000"/>
+            </w:tcBorders>
+          </w:tcPr>
           <w:p>
             <w:pPr>
               <w:pStyle w:val="Compact"/>
@@ -29921,6 +30201,14 @@
         <w:tblStyle w:val="Table"/>
         <w:tblW w:type="pct" w:w="5000"/>
         <w:tblLayout w:type="fixed"/>
+        <w:tblBorders>
+          <w:top w:val="single" w:sz="12" w:space="0" w:color="000000"/>
+          <w:left w:val="none" w:sz="0" w:space="0" w:color="auto"/>
+          <w:bottom w:val="single" w:sz="12" w:space="0" w:color="000000"/>
+          <w:right w:val="none" w:sz="0" w:space="0" w:color="auto"/>
+          <w:insideH w:val="none" w:sz="0" w:space="0" w:color="auto"/>
+          <w:insideV w:val="none" w:sz="0" w:space="0" w:color="auto"/>
+        </w:tblBorders>
         <w:tblLook w:firstRow="1" w:lastRow="0" w:firstColumn="0" w:lastColumn="0" w:noHBand="0" w:noVBand="0" w:val="0020"/>
       </w:tblPr>
       <w:tblGrid>
@@ -29940,7 +30228,11 @@
           <w:tblHeader w:val="on"/>
         </w:trPr>
         <w:tc>
-          <w:tcPr/>
+          <w:tcPr>
+            <w:tcBorders>
+              <w:bottom w:val="single" w:sz="8" w:space="0" w:color="000000"/>
+            </w:tcBorders>
+          </w:tcPr>
           <w:p>
             <w:pPr>
               <w:pStyle w:val="Compact"/>
@@ -29961,7 +30253,11 @@
           </w:p>
         </w:tc>
         <w:tc>
-          <w:tcPr/>
+          <w:tcPr>
+            <w:tcBorders>
+              <w:bottom w:val="single" w:sz="8" w:space="0" w:color="000000"/>
+            </w:tcBorders>
+          </w:tcPr>
           <w:p>
             <w:pPr>
               <w:pStyle w:val="Compact"/>
@@ -29977,7 +30273,11 @@
           </w:p>
         </w:tc>
         <w:tc>
-          <w:tcPr/>
+          <w:tcPr>
+            <w:tcBorders>
+              <w:bottom w:val="single" w:sz="8" w:space="0" w:color="000000"/>
+            </w:tcBorders>
+          </w:tcPr>
           <w:p>
             <w:pPr>
               <w:pStyle w:val="Compact"/>
@@ -29993,7 +30293,11 @@
           </w:p>
         </w:tc>
         <w:tc>
-          <w:tcPr/>
+          <w:tcPr>
+            <w:tcBorders>
+              <w:bottom w:val="single" w:sz="8" w:space="0" w:color="000000"/>
+            </w:tcBorders>
+          </w:tcPr>
           <w:p>
             <w:pPr>
               <w:pStyle w:val="Compact"/>
@@ -30009,7 +30313,11 @@
           </w:p>
         </w:tc>
         <w:tc>
-          <w:tcPr/>
+          <w:tcPr>
+            <w:tcBorders>
+              <w:bottom w:val="single" w:sz="8" w:space="0" w:color="000000"/>
+            </w:tcBorders>
+          </w:tcPr>
           <w:p>
             <w:pPr>
               <w:pStyle w:val="Compact"/>
@@ -30025,7 +30333,11 @@
           </w:p>
         </w:tc>
         <w:tc>
-          <w:tcPr/>
+          <w:tcPr>
+            <w:tcBorders>
+              <w:bottom w:val="single" w:sz="8" w:space="0" w:color="000000"/>
+            </w:tcBorders>
+          </w:tcPr>
           <w:p>
             <w:pPr>
               <w:pStyle w:val="Compact"/>
@@ -30041,7 +30353,11 @@
           </w:p>
         </w:tc>
         <w:tc>
-          <w:tcPr/>
+          <w:tcPr>
+            <w:tcBorders>
+              <w:bottom w:val="single" w:sz="8" w:space="0" w:color="000000"/>
+            </w:tcBorders>
+          </w:tcPr>
           <w:p>
             <w:pPr>
               <w:pStyle w:val="Compact"/>
@@ -30057,7 +30373,11 @@
           </w:p>
         </w:tc>
         <w:tc>
-          <w:tcPr/>
+          <w:tcPr>
+            <w:tcBorders>
+              <w:bottom w:val="single" w:sz="8" w:space="0" w:color="000000"/>
+            </w:tcBorders>
+          </w:tcPr>
           <w:p>
             <w:pPr>
               <w:pStyle w:val="Compact"/>
@@ -30073,7 +30393,11 @@
           </w:p>
         </w:tc>
         <w:tc>
-          <w:tcPr/>
+          <w:tcPr>
+            <w:tcBorders>
+              <w:bottom w:val="single" w:sz="8" w:space="0" w:color="000000"/>
+            </w:tcBorders>
+          </w:tcPr>
           <w:p>
             <w:pPr>
               <w:pStyle w:val="Compact"/>
@@ -30089,7 +30413,11 @@
           </w:p>
         </w:tc>
         <w:tc>
-          <w:tcPr/>
+          <w:tcPr>
+            <w:tcBorders>
+              <w:bottom w:val="single" w:sz="8" w:space="0" w:color="000000"/>
+            </w:tcBorders>
+          </w:tcPr>
           <w:p>
             <w:pPr>
               <w:pStyle w:val="Compact"/>
@@ -30364,6 +30692,14 @@
         <w:tblStyle w:val="Table"/>
         <w:tblW w:type="pct" w:w="5000"/>
         <w:tblLayout w:type="fixed"/>
+        <w:tblBorders>
+          <w:top w:val="single" w:sz="12" w:space="0" w:color="000000"/>
+          <w:left w:val="none" w:sz="0" w:space="0" w:color="auto"/>
+          <w:bottom w:val="single" w:sz="12" w:space="0" w:color="000000"/>
+          <w:right w:val="none" w:sz="0" w:space="0" w:color="auto"/>
+          <w:insideH w:val="none" w:sz="0" w:space="0" w:color="auto"/>
+          <w:insideV w:val="none" w:sz="0" w:space="0" w:color="auto"/>
+        </w:tblBorders>
         <w:tblLook w:firstRow="1" w:lastRow="0" w:firstColumn="0" w:lastColumn="0" w:noHBand="0" w:noVBand="0" w:val="0020"/>
       </w:tblPr>
       <w:tblGrid>
@@ -30378,7 +30714,11 @@
           <w:tblHeader w:val="on"/>
         </w:trPr>
         <w:tc>
-          <w:tcPr/>
+          <w:tcPr>
+            <w:tcBorders>
+              <w:bottom w:val="single" w:sz="8" w:space="0" w:color="000000"/>
+            </w:tcBorders>
+          </w:tcPr>
           <w:p>
             <w:pPr>
               <w:pStyle w:val="Compact"/>
@@ -30456,7 +30796,11 @@
           </w:p>
         </w:tc>
         <w:tc>
-          <w:tcPr/>
+          <w:tcPr>
+            <w:tcBorders>
+              <w:bottom w:val="single" w:sz="8" w:space="0" w:color="000000"/>
+            </w:tcBorders>
+          </w:tcPr>
           <w:p>
             <w:pPr>
               <w:pStyle w:val="Compact"/>
@@ -30472,7 +30816,11 @@
           </w:p>
         </w:tc>
         <w:tc>
-          <w:tcPr/>
+          <w:tcPr>
+            <w:tcBorders>
+              <w:bottom w:val="single" w:sz="8" w:space="0" w:color="000000"/>
+            </w:tcBorders>
+          </w:tcPr>
           <w:p>
             <w:pPr>
               <w:pStyle w:val="Compact"/>
@@ -30488,7 +30836,11 @@
           </w:p>
         </w:tc>
         <w:tc>
-          <w:tcPr/>
+          <w:tcPr>
+            <w:tcBorders>
+              <w:bottom w:val="single" w:sz="8" w:space="0" w:color="000000"/>
+            </w:tcBorders>
+          </w:tcPr>
           <w:p>
             <w:pPr>
               <w:pStyle w:val="Compact"/>
@@ -30504,7 +30856,11 @@
           </w:p>
         </w:tc>
         <w:tc>
-          <w:tcPr/>
+          <w:tcPr>
+            <w:tcBorders>
+              <w:bottom w:val="single" w:sz="8" w:space="0" w:color="000000"/>
+            </w:tcBorders>
+          </w:tcPr>
           <w:p>
             <w:pPr>
               <w:pStyle w:val="Compact"/>
@@ -33362,6 +33718,14 @@
         <w:tblStyle w:val="Table"/>
         <w:tblW w:type="pct" w:w="5000"/>
         <w:tblLayout w:type="fixed"/>
+        <w:tblBorders>
+          <w:top w:val="single" w:sz="12" w:space="0" w:color="000000"/>
+          <w:left w:val="none" w:sz="0" w:space="0" w:color="auto"/>
+          <w:bottom w:val="single" w:sz="12" w:space="0" w:color="000000"/>
+          <w:right w:val="none" w:sz="0" w:space="0" w:color="auto"/>
+          <w:insideH w:val="none" w:sz="0" w:space="0" w:color="auto"/>
+          <w:insideV w:val="none" w:sz="0" w:space="0" w:color="auto"/>
+        </w:tblBorders>
         <w:tblLook w:firstRow="1" w:lastRow="0" w:firstColumn="0" w:lastColumn="0" w:noHBand="0" w:noVBand="0" w:val="0020"/>
       </w:tblPr>
       <w:tblGrid>
@@ -33376,7 +33740,11 @@
           <w:tblHeader w:val="on"/>
         </w:trPr>
         <w:tc>
-          <w:tcPr/>
+          <w:tcPr>
+            <w:tcBorders>
+              <w:bottom w:val="single" w:sz="8" w:space="0" w:color="000000"/>
+            </w:tcBorders>
+          </w:tcPr>
           <w:p>
             <w:pPr>
               <w:pStyle w:val="Compact"/>
@@ -33392,7 +33760,11 @@
           </w:p>
         </w:tc>
         <w:tc>
-          <w:tcPr/>
+          <w:tcPr>
+            <w:tcBorders>
+              <w:bottom w:val="single" w:sz="8" w:space="0" w:color="000000"/>
+            </w:tcBorders>
+          </w:tcPr>
           <w:p>
             <w:pPr>
               <w:pStyle w:val="Compact"/>
@@ -33408,7 +33780,11 @@
           </w:p>
         </w:tc>
         <w:tc>
-          <w:tcPr/>
+          <w:tcPr>
+            <w:tcBorders>
+              <w:bottom w:val="single" w:sz="8" w:space="0" w:color="000000"/>
+            </w:tcBorders>
+          </w:tcPr>
           <w:p>
             <w:pPr>
               <w:pStyle w:val="Compact"/>
@@ -33424,7 +33800,11 @@
           </w:p>
         </w:tc>
         <w:tc>
-          <w:tcPr/>
+          <w:tcPr>
+            <w:tcBorders>
+              <w:bottom w:val="single" w:sz="8" w:space="0" w:color="000000"/>
+            </w:tcBorders>
+          </w:tcPr>
           <w:p>
             <w:pPr>
               <w:pStyle w:val="Compact"/>
@@ -33440,7 +33820,11 @@
           </w:p>
         </w:tc>
         <w:tc>
-          <w:tcPr/>
+          <w:tcPr>
+            <w:tcBorders>
+              <w:bottom w:val="single" w:sz="8" w:space="0" w:color="000000"/>
+            </w:tcBorders>
+          </w:tcPr>
           <w:p>
             <w:pPr>
               <w:pStyle w:val="Compact"/>
@@ -35312,6 +35696,14 @@
       <w:tblPr>
         <w:tblStyle w:val="Table"/>
         <w:tblW w:type="auto" w:w="0"/>
+        <w:tblBorders>
+          <w:top w:val="single" w:sz="12" w:space="0" w:color="000000"/>
+          <w:left w:val="none" w:sz="0" w:space="0" w:color="auto"/>
+          <w:bottom w:val="single" w:sz="12" w:space="0" w:color="000000"/>
+          <w:right w:val="none" w:sz="0" w:space="0" w:color="auto"/>
+          <w:insideH w:val="none" w:sz="0" w:space="0" w:color="auto"/>
+          <w:insideV w:val="none" w:sz="0" w:space="0" w:color="auto"/>
+        </w:tblBorders>
         <w:tblLook w:firstRow="1" w:lastRow="0" w:firstColumn="0" w:lastColumn="0" w:noHBand="0" w:noVBand="0" w:val="0020"/>
       </w:tblPr>
       <w:tblGrid>
@@ -35325,7 +35717,11 @@
           <w:tblHeader w:val="on"/>
         </w:trPr>
         <w:tc>
-          <w:tcPr/>
+          <w:tcPr>
+            <w:tcBorders>
+              <w:bottom w:val="single" w:sz="8" w:space="0" w:color="000000"/>
+            </w:tcBorders>
+          </w:tcPr>
           <w:p>
             <w:pPr>
               <w:pStyle w:val="Compact"/>
@@ -35385,7 +35781,11 @@
           </w:p>
         </w:tc>
         <w:tc>
-          <w:tcPr/>
+          <w:tcPr>
+            <w:tcBorders>
+              <w:bottom w:val="single" w:sz="8" w:space="0" w:color="000000"/>
+            </w:tcBorders>
+          </w:tcPr>
           <w:p>
             <w:pPr>
               <w:pStyle w:val="Compact"/>
@@ -35401,7 +35801,11 @@
           </w:p>
         </w:tc>
         <w:tc>
-          <w:tcPr/>
+          <w:tcPr>
+            <w:tcBorders>
+              <w:bottom w:val="single" w:sz="8" w:space="0" w:color="000000"/>
+            </w:tcBorders>
+          </w:tcPr>
           <w:p>
             <w:pPr>
               <w:pStyle w:val="Compact"/>
@@ -35417,7 +35821,11 @@
           </w:p>
         </w:tc>
         <w:tc>
-          <w:tcPr/>
+          <w:tcPr>
+            <w:tcBorders>
+              <w:bottom w:val="single" w:sz="8" w:space="0" w:color="000000"/>
+            </w:tcBorders>
+          </w:tcPr>
           <w:p>
             <w:pPr>
               <w:pStyle w:val="Compact"/>
@@ -38327,6 +38735,14 @@
         <w:tblStyle w:val="Table"/>
         <w:tblW w:type="pct" w:w="5000"/>
         <w:tblLayout w:type="fixed"/>
+        <w:tblBorders>
+          <w:top w:val="single" w:sz="12" w:space="0" w:color="000000"/>
+          <w:left w:val="none" w:sz="0" w:space="0" w:color="auto"/>
+          <w:bottom w:val="single" w:sz="12" w:space="0" w:color="000000"/>
+          <w:right w:val="none" w:sz="0" w:space="0" w:color="auto"/>
+          <w:insideH w:val="none" w:sz="0" w:space="0" w:color="auto"/>
+          <w:insideV w:val="none" w:sz="0" w:space="0" w:color="auto"/>
+        </w:tblBorders>
         <w:tblLook w:firstRow="1" w:lastRow="0" w:firstColumn="0" w:lastColumn="0" w:noHBand="0" w:noVBand="0" w:val="0020"/>
       </w:tblPr>
       <w:tblGrid>
@@ -38340,7 +38756,11 @@
           <w:tblHeader w:val="on"/>
         </w:trPr>
         <w:tc>
-          <w:tcPr/>
+          <w:tcPr>
+            <w:tcBorders>
+              <w:bottom w:val="single" w:sz="8" w:space="0" w:color="000000"/>
+            </w:tcBorders>
+          </w:tcPr>
           <w:p>
             <w:pPr>
               <w:pStyle w:val="Compact"/>
@@ -38356,7 +38776,11 @@
           </w:p>
         </w:tc>
         <w:tc>
-          <w:tcPr/>
+          <w:tcPr>
+            <w:tcBorders>
+              <w:bottom w:val="single" w:sz="8" w:space="0" w:color="000000"/>
+            </w:tcBorders>
+          </w:tcPr>
           <w:p>
             <w:pPr>
               <w:pStyle w:val="Compact"/>
@@ -38405,7 +38829,11 @@
           </w:p>
         </w:tc>
         <w:tc>
-          <w:tcPr/>
+          <w:tcPr>
+            <w:tcBorders>
+              <w:bottom w:val="single" w:sz="8" w:space="0" w:color="000000"/>
+            </w:tcBorders>
+          </w:tcPr>
           <w:p>
             <w:pPr>
               <w:pStyle w:val="Compact"/>
@@ -38463,7 +38891,11 @@
           </w:p>
         </w:tc>
         <w:tc>
-          <w:tcPr/>
+          <w:tcPr>
+            <w:tcBorders>
+              <w:bottom w:val="single" w:sz="8" w:space="0" w:color="000000"/>
+            </w:tcBorders>
+          </w:tcPr>
           <w:p>
             <w:pPr>
               <w:pStyle w:val="Compact"/>
@@ -40805,7 +41237,6 @@
     <w:bookmarkEnd w:id="68"/>
     <w:bookmarkEnd w:id="69"/>
     <w:sectPr>
-      <w:headerReference w:type="default" r:id="rId10"/>
       <w:footerReference w:type="default" r:id="rId9"/>
       <w:footnotePr>
         <w:numRestart w:val="eachSect"/>
@@ -40832,16 +41263,6 @@
       <w:rPr>
         <w:rFonts w:ascii="Times New Roman" w:hAnsi="Times New Roman" w:eastAsia="Times New Roman" w:cs="Times New Roman"/>
         <w:b w:val="0"/>
-        <w:color w:val="000000"/>
-        <w:sz w:val="20"/>
-      </w:rPr>
-      <w:t xml:space="preserve">第 </w:t>
-    </w:r>
-    <w:r>
-      <w:rPr>
-        <w:rFonts w:ascii="Times New Roman" w:hAnsi="Times New Roman" w:eastAsia="Times New Roman" w:cs="Times New Roman"/>
-        <w:b w:val="0"/>
-        <w:color w:val="000000"/>
         <w:sz w:val="20"/>
       </w:rPr>
       <w:fldChar w:fldCharType="begin"/>
@@ -40850,7 +41271,6 @@
       <w:rPr>
         <w:rFonts w:ascii="Times New Roman" w:hAnsi="Times New Roman" w:eastAsia="Times New Roman" w:cs="Times New Roman"/>
         <w:b w:val="0"/>
-        <w:color w:val="000000"/>
         <w:sz w:val="20"/>
       </w:rPr>
       <w:instrText xml:space="preserve"> PAGE </w:instrText>
@@ -40859,91 +41279,9 @@
       <w:rPr>
         <w:rFonts w:ascii="Times New Roman" w:hAnsi="Times New Roman" w:eastAsia="Times New Roman" w:cs="Times New Roman"/>
         <w:b w:val="0"/>
-        <w:color w:val="000000"/>
-        <w:sz w:val="20"/>
-      </w:rPr>
-      <w:fldChar w:fldCharType="separate"/>
-    </w:r>
-    <w:r>
-      <w:rPr>
-        <w:rFonts w:ascii="Times New Roman" w:hAnsi="Times New Roman" w:eastAsia="Times New Roman" w:cs="Times New Roman"/>
-        <w:b w:val="0"/>
-        <w:color w:val="000000"/>
-        <w:sz w:val="20"/>
-      </w:rPr>
-      <w:t>1</w:t>
-    </w:r>
-    <w:r>
-      <w:rPr>
-        <w:rFonts w:ascii="Times New Roman" w:hAnsi="Times New Roman" w:eastAsia="Times New Roman" w:cs="Times New Roman"/>
-        <w:b w:val="0"/>
-        <w:color w:val="000000"/>
         <w:sz w:val="20"/>
       </w:rPr>
       <w:fldChar w:fldCharType="end"/>
-    </w:r>
-    <w:r>
-      <w:rPr>
-        <w:rFonts w:ascii="Times New Roman" w:hAnsi="Times New Roman" w:eastAsia="Times New Roman" w:cs="Times New Roman"/>
-        <w:b w:val="0"/>
-        <w:color w:val="000000"/>
-        <w:sz w:val="20"/>
-      </w:rPr>
-      <w:t xml:space="preserve"> 页 / 共 </w:t>
-    </w:r>
-    <w:r>
-      <w:rPr>
-        <w:rFonts w:ascii="Times New Roman" w:hAnsi="Times New Roman" w:eastAsia="Times New Roman" w:cs="Times New Roman"/>
-        <w:b w:val="0"/>
-        <w:color w:val="000000"/>
-        <w:sz w:val="20"/>
-      </w:rPr>
-      <w:fldChar w:fldCharType="begin"/>
-    </w:r>
-    <w:r>
-      <w:rPr>
-        <w:rFonts w:ascii="Times New Roman" w:hAnsi="Times New Roman" w:eastAsia="Times New Roman" w:cs="Times New Roman"/>
-        <w:b w:val="0"/>
-        <w:color w:val="000000"/>
-        <w:sz w:val="20"/>
-      </w:rPr>
-      <w:instrText xml:space="preserve"> NUMPAGES </w:instrText>
-    </w:r>
-    <w:r>
-      <w:rPr>
-        <w:rFonts w:ascii="Times New Roman" w:hAnsi="Times New Roman" w:eastAsia="Times New Roman" w:cs="Times New Roman"/>
-        <w:b w:val="0"/>
-        <w:color w:val="000000"/>
-        <w:sz w:val="20"/>
-      </w:rPr>
-      <w:fldChar w:fldCharType="separate"/>
-    </w:r>
-    <w:r>
-      <w:rPr>
-        <w:rFonts w:ascii="Times New Roman" w:hAnsi="Times New Roman" w:eastAsia="Times New Roman" w:cs="Times New Roman"/>
-        <w:b w:val="0"/>
-        <w:color w:val="000000"/>
-        <w:sz w:val="20"/>
-      </w:rPr>
-      <w:t>1</w:t>
-    </w:r>
-    <w:r>
-      <w:rPr>
-        <w:rFonts w:ascii="Times New Roman" w:hAnsi="Times New Roman" w:eastAsia="Times New Roman" w:cs="Times New Roman"/>
-        <w:b w:val="0"/>
-        <w:color w:val="000000"/>
-        <w:sz w:val="20"/>
-      </w:rPr>
-      <w:fldChar w:fldCharType="end"/>
-    </w:r>
-    <w:r>
-      <w:rPr>
-        <w:rFonts w:ascii="Times New Roman" w:hAnsi="Times New Roman" w:eastAsia="Times New Roman" w:cs="Times New Roman"/>
-        <w:b w:val="0"/>
-        <w:color w:val="000000"/>
-        <w:sz w:val="20"/>
-      </w:rPr>
-      <w:t xml:space="preserve"> 页</w:t>
     </w:r>
   </w:p>
 </w:ftr>
@@ -40966,28 +41304,6 @@
     </w:p>
   </w:footnote>
 </w:footnotes>
-</file>
-
-<file path=word/header1.xml><?xml version="1.0" encoding="utf-8"?>
-<w:hdr xmlns:m="http://schemas.openxmlformats.org/officeDocument/2006/math" xmlns:mc="http://schemas.openxmlformats.org/markup-compatibility/2006" xmlns:mo="http://schemas.microsoft.com/office/mac/office/2008/main" xmlns:mv="urn:schemas-microsoft-com:mac:vml" xmlns:o="urn:schemas-microsoft-com:office:office" xmlns:r="http://schemas.openxmlformats.org/officeDocument/2006/relationships" xmlns:v="urn:schemas-microsoft-com:vml" xmlns:w10="urn:schemas-microsoft-com:office:word" xmlns:w14="http://schemas.microsoft.com/office/word/2010/wordml" xmlns:w="http://schemas.openxmlformats.org/wordprocessingml/2006/main" xmlns:wne="http://schemas.microsoft.com/office/word/2006/wordml" xmlns:wp14="http://schemas.microsoft.com/office/word/2010/wordprocessingDrawing" xmlns:wp="http://schemas.openxmlformats.org/drawingml/2006/wordprocessingDrawing" xmlns:wpc="http://schemas.microsoft.com/office/word/2010/wordprocessingCanvas" xmlns:wpg="http://schemas.microsoft.com/office/word/2010/wordprocessingGroup" xmlns:wpi="http://schemas.microsoft.com/office/word/2010/wordprocessingInk" xmlns:wps="http://schemas.microsoft.com/office/word/2010/wordprocessingShape" mc:Ignorable="w14 wp14">
-  <w:p>
-    <w:pPr>
-      <w:jc w:val="right"/>
-      <w:pBdr>
-        <w:bottom w:val="single" w:sz="4" w:space="2" w:color="000000"/>
-      </w:pBdr>
-    </w:pPr>
-    <w:r>
-      <w:rPr>
-        <w:rFonts w:ascii="Times New Roman" w:hAnsi="Times New Roman" w:eastAsia="Times New Roman" w:cs="Times New Roman"/>
-        <w:b w:val="0"/>
-        <w:color w:val="000000"/>
-        <w:sz w:val="18"/>
-      </w:rPr>
-      <w:t xml:space="preserve">第一轮化学原理·化学动力学 习题集</w:t>
-    </w:r>
-  </w:p>
-</w:hdr>
 </file>
 
 <file path=word/numbering.xml><?xml version="1.0" encoding="utf-8"?>
